--- a/docs/Руководство_модератора.docx
+++ b/docs/Руководство_модератора.docx
@@ -2946,7 +2946,464 @@
           <w:sz w:val="32"/>
           <w:szCs w:val="32"/>
         </w:rPr>
-        <w:t xml:space="preserve">9. Памятка модератора</w:t>
+        <w:t xml:space="preserve">9. Архив дашбордов</w:t>
+      </w:r>
+    </w:p>
+    <w:p>
+      <w:pPr>
+        <w:spacing w:after="120" w:line="300"/>
+      </w:pPr>
+      <w:r>
+        <w:rPr>
+          <w:rFonts w:ascii="PT Sans" w:cs="PT Sans" w:eastAsia="PT Sans" w:hAnsi="PT Sans"/>
+          <w:color w:val="2c2a29"/>
+          <w:sz w:val="22"/>
+          <w:szCs w:val="22"/>
+        </w:rPr>
+        <w:t xml:space="preserve">Архив хранит </w:t>
+      </w:r>
+      <w:r>
+        <w:rPr>
+          <w:rFonts w:ascii="PT Sans" w:cs="PT Sans" w:eastAsia="PT Sans" w:hAnsi="PT Sans"/>
+          <w:b/>
+          <w:bCs/>
+          <w:color w:val="2c2a29"/>
+          <w:sz w:val="22"/>
+          <w:szCs w:val="22"/>
+        </w:rPr>
+        <w:t xml:space="preserve">слепки</w:t>
+      </w:r>
+      <w:r>
+        <w:rPr>
+          <w:rFonts w:ascii="PT Sans" w:cs="PT Sans" w:eastAsia="PT Sans" w:hAnsi="PT Sans"/>
+          <w:color w:val="2c2a29"/>
+          <w:sz w:val="22"/>
+          <w:szCs w:val="22"/>
+        </w:rPr>
+        <w:t xml:space="preserve"> дашбордов по месяцам: при архивации система рассчитывает и замораживает данные всех виджетов. Слепок не изменится, даже если исходные данные позже удалит ретенция или дашборд переделают, — это «фотография отчёта на дату».</w:t>
+      </w:r>
+    </w:p>
+    <w:p>
+      <w:pPr>
+        <w:pStyle w:val="Heading2"/>
+        <w:spacing w:after="120" w:before="280"/>
+      </w:pPr>
+      <w:r>
+        <w:rPr>
+          <w:rFonts w:ascii="PT Sans" w:cs="PT Sans" w:eastAsia="PT Sans" w:hAnsi="PT Sans"/>
+          <w:b/>
+          <w:bCs/>
+          <w:color w:val="2c2a29"/>
+          <w:sz w:val="26"/>
+          <w:szCs w:val="26"/>
+        </w:rPr>
+        <w:t xml:space="preserve">9.1. Отправить в архив</w:t>
+      </w:r>
+    </w:p>
+    <w:p>
+      <w:pPr>
+        <w:keepNext/>
+        <w:spacing w:after="60" w:before="160"/>
+        <w:jc w:val="center"/>
+      </w:pPr>
+      <w:r>
+        <w:drawing>
+          <wp:inline distT="0" distB="0" distL="0" distR="0">
+            <wp:extent cx="5829300" cy="3648075"/>
+            <wp:effectExtent t="0" r="0" b="0" l="0"/>
+            <wp:docPr id="1" name="" descr="" title=""/>
+            <wp:cNvGraphicFramePr>
+              <a:graphicFrameLocks xmlns:a="http://schemas.openxmlformats.org/drawingml/2006/main" noChangeAspect="1"/>
+            </wp:cNvGraphicFramePr>
+            <a:graphic xmlns:a="http://schemas.openxmlformats.org/drawingml/2006/main">
+              <a:graphicData uri="http://schemas.openxmlformats.org/drawingml/2006/picture">
+                <pic:pic xmlns:pic="http://schemas.openxmlformats.org/drawingml/2006/picture">
+                  <pic:nvPicPr>
+                    <pic:cNvPr id="0" name="" descr=""/>
+                    <pic:cNvPicPr>
+                      <a:picLocks noChangeAspect="1" noChangeArrowheads="1"/>
+                    </pic:cNvPicPr>
+                  </pic:nvPicPr>
+                  <pic:blipFill>
+                    <a:blip r:embed="rId17" cstate="none"/>
+                    <a:srcRect/>
+                    <a:stretch>
+                      <a:fillRect/>
+                    </a:stretch>
+                  </pic:blipFill>
+                  <pic:spPr bwMode="auto">
+                    <a:xfrm>
+                      <a:off x="0" y="0"/>
+                      <a:ext cx="5829300" cy="3648075"/>
+                    </a:xfrm>
+                    <a:prstGeom prst="rect">
+                      <a:avLst/>
+                    </a:prstGeom>
+                  </pic:spPr>
+                </pic:pic>
+              </a:graphicData>
+            </a:graphic>
+          </wp:inline>
+        </w:drawing>
+      </w:r>
+    </w:p>
+    <w:p>
+      <w:pPr>
+        <w:spacing w:after="200"/>
+        <w:jc w:val="center"/>
+      </w:pPr>
+      <w:r>
+        <w:rPr>
+          <w:rFonts w:ascii="PT Sans" w:cs="PT Sans" w:eastAsia="PT Sans" w:hAnsi="PT Sans"/>
+          <w:i/>
+          <w:iCs/>
+          <w:color w:val="6b625c"/>
+          <w:sz w:val="18"/>
+          <w:szCs w:val="18"/>
+        </w:rPr>
+        <w:t xml:space="preserve">Рис. 11. Диалог «Отправить в архив»: тема с автоподсказкой и комментарий</w:t>
+      </w:r>
+    </w:p>
+    <w:p>
+      <w:pPr>
+        <w:pStyle w:val="ListParagraph"/>
+        <w:numPr>
+          <w:ilvl w:val="0"/>
+          <w:numId w:val="2"/>
+        </w:numPr>
+        <w:spacing w:after="60" w:line="280"/>
+      </w:pPr>
+      <w:r>
+        <w:rPr>
+          <w:rFonts w:ascii="PT Sans" w:cs="PT Sans" w:eastAsia="PT Sans" w:hAnsi="PT Sans"/>
+          <w:color w:val="2c2a29"/>
+          <w:sz w:val="22"/>
+          <w:szCs w:val="22"/>
+        </w:rPr>
+        <w:t xml:space="preserve">Откройте дашборд → кнопка «📦 В архив».</w:t>
+      </w:r>
+    </w:p>
+    <w:p>
+      <w:pPr>
+        <w:pStyle w:val="ListParagraph"/>
+        <w:numPr>
+          <w:ilvl w:val="0"/>
+          <w:numId w:val="2"/>
+        </w:numPr>
+        <w:spacing w:after="60" w:line="280"/>
+      </w:pPr>
+      <w:r>
+        <w:rPr>
+          <w:rFonts w:ascii="PT Sans" w:cs="PT Sans" w:eastAsia="PT Sans" w:hAnsi="PT Sans"/>
+          <w:color w:val="2c2a29"/>
+          <w:sz w:val="22"/>
+          <w:szCs w:val="22"/>
+        </w:rPr>
+        <w:t xml:space="preserve">Укажите </w:t>
+      </w:r>
+      <w:r>
+        <w:rPr>
+          <w:rFonts w:ascii="PT Sans" w:cs="PT Sans" w:eastAsia="PT Sans" w:hAnsi="PT Sans"/>
+          <w:b/>
+          <w:bCs/>
+          <w:color w:val="2c2a29"/>
+          <w:sz w:val="22"/>
+          <w:szCs w:val="22"/>
+        </w:rPr>
+        <w:t xml:space="preserve">тему (рубрику)</w:t>
+      </w:r>
+      <w:r>
+        <w:rPr>
+          <w:rFonts w:ascii="PT Sans" w:cs="PT Sans" w:eastAsia="PT Sans" w:hAnsi="PT Sans"/>
+          <w:color w:val="2c2a29"/>
+          <w:sz w:val="22"/>
+          <w:szCs w:val="22"/>
+        </w:rPr>
+        <w:t xml:space="preserve"> — по ней работает поиск в архиве; уже использованные темы подсказываются.</w:t>
+      </w:r>
+    </w:p>
+    <w:p>
+      <w:pPr>
+        <w:pStyle w:val="ListParagraph"/>
+        <w:numPr>
+          <w:ilvl w:val="0"/>
+          <w:numId w:val="2"/>
+        </w:numPr>
+        <w:spacing w:after="60" w:line="280"/>
+      </w:pPr>
+      <w:r>
+        <w:rPr>
+          <w:rFonts w:ascii="PT Sans" w:cs="PT Sans" w:eastAsia="PT Sans" w:hAnsi="PT Sans"/>
+          <w:color w:val="2c2a29"/>
+          <w:sz w:val="22"/>
+          <w:szCs w:val="22"/>
+        </w:rPr>
+        <w:t xml:space="preserve">Дашборд уйдёт из основного списка в папку текущего месяца (вернуть — «↩ Вернуть из архива», статус восстановится).</w:t>
+      </w:r>
+    </w:p>
+    <w:p>
+      <w:pPr>
+        <w:pStyle w:val="Heading2"/>
+        <w:spacing w:after="120" w:before="280"/>
+      </w:pPr>
+      <w:r>
+        <w:rPr>
+          <w:rFonts w:ascii="PT Sans" w:cs="PT Sans" w:eastAsia="PT Sans" w:hAnsi="PT Sans"/>
+          <w:b/>
+          <w:bCs/>
+          <w:color w:val="2c2a29"/>
+          <w:sz w:val="26"/>
+          <w:szCs w:val="26"/>
+        </w:rPr>
+        <w:t xml:space="preserve">9.2. Ежемесячная автоархивация</w:t>
+      </w:r>
+    </w:p>
+    <w:p>
+      <w:pPr>
+        <w:spacing w:after="120" w:line="300"/>
+      </w:pPr>
+      <w:r>
+        <w:rPr>
+          <w:rFonts w:ascii="PT Sans" w:cs="PT Sans" w:eastAsia="PT Sans" w:hAnsi="PT Sans"/>
+          <w:color w:val="2c2a29"/>
+          <w:sz w:val="22"/>
+          <w:szCs w:val="22"/>
+        </w:rPr>
+        <w:t xml:space="preserve">Тумблер </w:t>
+      </w:r>
+      <w:r>
+        <w:rPr>
+          <w:rFonts w:ascii="PT Sans" w:cs="PT Sans" w:eastAsia="PT Sans" w:hAnsi="PT Sans"/>
+          <w:b/>
+          <w:bCs/>
+          <w:color w:val="2c2a29"/>
+          <w:sz w:val="22"/>
+          <w:szCs w:val="22"/>
+        </w:rPr>
+        <w:t xml:space="preserve">«📅 автослепок»</w:t>
+      </w:r>
+      <w:r>
+        <w:rPr>
+          <w:rFonts w:ascii="PT Sans" w:cs="PT Sans" w:eastAsia="PT Sans" w:hAnsi="PT Sans"/>
+          <w:color w:val="2c2a29"/>
+          <w:sz w:val="22"/>
+          <w:szCs w:val="22"/>
+        </w:rPr>
+        <w:t xml:space="preserve"> на дашборде: 1-го числа каждого месяца планировщик сам сохранит слепок за прошедший месяц (тема «Автоархив», бейдж «📅 авто»). Дашборд при этом </w:t>
+      </w:r>
+      <w:r>
+        <w:rPr>
+          <w:rFonts w:ascii="PT Sans" w:cs="PT Sans" w:eastAsia="PT Sans" w:hAnsi="PT Sans"/>
+          <w:b/>
+          <w:bCs/>
+          <w:color w:val="2c2a29"/>
+          <w:sz w:val="22"/>
+          <w:szCs w:val="22"/>
+        </w:rPr>
+        <w:t xml:space="preserve">остаётся в работе</w:t>
+      </w:r>
+      <w:r>
+        <w:rPr>
+          <w:rFonts w:ascii="PT Sans" w:cs="PT Sans" w:eastAsia="PT Sans" w:hAnsi="PT Sans"/>
+          <w:color w:val="2c2a29"/>
+          <w:sz w:val="22"/>
+          <w:szCs w:val="22"/>
+        </w:rPr>
+        <w:t xml:space="preserve"> — это регулярная месячная отчётность без ручных действий. Повторных дублей не бывает.</w:t>
+      </w:r>
+    </w:p>
+    <w:p>
+      <w:pPr>
+        <w:pStyle w:val="Heading2"/>
+        <w:spacing w:after="120" w:before="280"/>
+      </w:pPr>
+      <w:r>
+        <w:rPr>
+          <w:rFonts w:ascii="PT Sans" w:cs="PT Sans" w:eastAsia="PT Sans" w:hAnsi="PT Sans"/>
+          <w:b/>
+          <w:bCs/>
+          <w:color w:val="2c2a29"/>
+          <w:sz w:val="26"/>
+          <w:szCs w:val="26"/>
+        </w:rPr>
+        <w:t xml:space="preserve">9.3. Работа с архивом</w:t>
+      </w:r>
+    </w:p>
+    <w:p>
+      <w:pPr>
+        <w:keepNext/>
+        <w:spacing w:after="60" w:before="160"/>
+        <w:jc w:val="center"/>
+      </w:pPr>
+      <w:r>
+        <w:drawing>
+          <wp:inline distT="0" distB="0" distL="0" distR="0">
+            <wp:extent cx="5829300" cy="3648075"/>
+            <wp:effectExtent t="0" r="0" b="0" l="0"/>
+            <wp:docPr id="1" name="" descr="" title=""/>
+            <wp:cNvGraphicFramePr>
+              <a:graphicFrameLocks xmlns:a="http://schemas.openxmlformats.org/drawingml/2006/main" noChangeAspect="1"/>
+            </wp:cNvGraphicFramePr>
+            <a:graphic xmlns:a="http://schemas.openxmlformats.org/drawingml/2006/main">
+              <a:graphicData uri="http://schemas.openxmlformats.org/drawingml/2006/picture">
+                <pic:pic xmlns:pic="http://schemas.openxmlformats.org/drawingml/2006/picture">
+                  <pic:nvPicPr>
+                    <pic:cNvPr id="0" name="" descr=""/>
+                    <pic:cNvPicPr>
+                      <a:picLocks noChangeAspect="1" noChangeArrowheads="1"/>
+                    </pic:cNvPicPr>
+                  </pic:nvPicPr>
+                  <pic:blipFill>
+                    <a:blip r:embed="rId18" cstate="none"/>
+                    <a:srcRect/>
+                    <a:stretch>
+                      <a:fillRect/>
+                    </a:stretch>
+                  </pic:blipFill>
+                  <pic:spPr bwMode="auto">
+                    <a:xfrm>
+                      <a:off x="0" y="0"/>
+                      <a:ext cx="5829300" cy="3648075"/>
+                    </a:xfrm>
+                    <a:prstGeom prst="rect">
+                      <a:avLst/>
+                    </a:prstGeom>
+                  </pic:spPr>
+                </pic:pic>
+              </a:graphicData>
+            </a:graphic>
+          </wp:inline>
+        </w:drawing>
+      </w:r>
+    </w:p>
+    <w:p>
+      <w:pPr>
+        <w:spacing w:after="200"/>
+        <w:jc w:val="center"/>
+      </w:pPr>
+      <w:r>
+        <w:rPr>
+          <w:rFonts w:ascii="PT Sans" w:cs="PT Sans" w:eastAsia="PT Sans" w:hAnsi="PT Sans"/>
+          <w:i/>
+          <w:iCs/>
+          <w:color w:val="6b625c"/>
+          <w:sz w:val="18"/>
+          <w:szCs w:val="18"/>
+        </w:rPr>
+        <w:t xml:space="preserve">Рис. 12. Раздел «Архив»: месячные папки, поиск, карточки слепков</w:t>
+      </w:r>
+    </w:p>
+    <w:p>
+      <w:pPr>
+        <w:pStyle w:val="ListParagraph"/>
+        <w:numPr>
+          <w:ilvl w:val="0"/>
+          <w:numId w:val="3"/>
+        </w:numPr>
+        <w:spacing w:after="60" w:line="280"/>
+      </w:pPr>
+      <w:r>
+        <w:rPr>
+          <w:rFonts w:ascii="PT Sans" w:cs="PT Sans" w:eastAsia="PT Sans" w:hAnsi="PT Sans"/>
+          <w:color w:val="2c2a29"/>
+          <w:sz w:val="22"/>
+          <w:szCs w:val="22"/>
+        </w:rPr>
+        <w:t xml:space="preserve">Месячные папки слева, поиск по названию/теме, фильтр тем.</w:t>
+      </w:r>
+    </w:p>
+    <w:p>
+      <w:pPr>
+        <w:pStyle w:val="ListParagraph"/>
+        <w:numPr>
+          <w:ilvl w:val="0"/>
+          <w:numId w:val="3"/>
+        </w:numPr>
+        <w:spacing w:after="60" w:line="280"/>
+      </w:pPr>
+      <w:r>
+        <w:rPr>
+          <w:rFonts w:ascii="PT Sans" w:cs="PT Sans" w:eastAsia="PT Sans" w:hAnsi="PT Sans"/>
+          <w:color w:val="2c2a29"/>
+          <w:sz w:val="22"/>
+          <w:szCs w:val="22"/>
+        </w:rPr>
+        <w:t xml:space="preserve">«Открыть» — просмотр слепка (плашка с датой архивации), «⤓ Excel» — данные слепка.</w:t>
+      </w:r>
+    </w:p>
+    <w:p>
+      <w:pPr>
+        <w:pStyle w:val="ListParagraph"/>
+        <w:numPr>
+          <w:ilvl w:val="0"/>
+          <w:numId w:val="3"/>
+        </w:numPr>
+        <w:spacing w:after="60" w:line="280"/>
+      </w:pPr>
+      <w:r>
+        <w:rPr>
+          <w:rFonts w:ascii="PT Sans" w:cs="PT Sans" w:eastAsia="PT Sans" w:hAnsi="PT Sans"/>
+          <w:color w:val="2c2a29"/>
+          <w:sz w:val="22"/>
+          <w:szCs w:val="22"/>
+        </w:rPr>
+        <w:t xml:space="preserve">«🔑 Доступ к архиву» — выдать раздел обычному пользователю. </w:t>
+      </w:r>
+      <w:r>
+        <w:rPr>
+          <w:rFonts w:ascii="PT Sans" w:cs="PT Sans" w:eastAsia="PT Sans" w:hAnsi="PT Sans"/>
+          <w:b/>
+          <w:bCs/>
+          <w:color w:val="2c2a29"/>
+          <w:sz w:val="22"/>
+          <w:szCs w:val="22"/>
+        </w:rPr>
+        <w:t xml:space="preserve">Внимание:</w:t>
+      </w:r>
+      <w:r>
+        <w:rPr>
+          <w:rFonts w:ascii="PT Sans" w:cs="PT Sans" w:eastAsia="PT Sans" w:hAnsi="PT Sans"/>
+          <w:color w:val="2c2a29"/>
+          <w:sz w:val="22"/>
+          <w:szCs w:val="22"/>
+        </w:rPr>
+        <w:t xml:space="preserve"> допущенный видит весь архив; слепки содержат полные данные (без ограничений по строкам).</w:t>
+      </w:r>
+    </w:p>
+    <w:p>
+      <w:pPr>
+        <w:pStyle w:val="ListParagraph"/>
+        <w:numPr>
+          <w:ilvl w:val="0"/>
+          <w:numId w:val="3"/>
+        </w:numPr>
+        <w:spacing w:after="60" w:line="280"/>
+      </w:pPr>
+      <w:r>
+        <w:rPr>
+          <w:rFonts w:ascii="PT Sans" w:cs="PT Sans" w:eastAsia="PT Sans" w:hAnsi="PT Sans"/>
+          <w:color w:val="2c2a29"/>
+          <w:sz w:val="22"/>
+          <w:szCs w:val="22"/>
+        </w:rPr>
+        <w:t xml:space="preserve">Удалить слепок может только администратор. Все действия пишутся в аудит.</w:t>
+      </w:r>
+    </w:p>
+    <w:p>
+      <w:pPr>
+        <w:pStyle w:val="Heading1"/>
+        <w:spacing w:after="160" w:before="360"/>
+      </w:pPr>
+      <w:r>
+        <w:rPr>
+          <w:rFonts w:ascii="PT Sans" w:cs="PT Sans" w:eastAsia="PT Sans" w:hAnsi="PT Sans"/>
+          <w:b/>
+          <w:bCs/>
+          <w:color w:val="e04e39"/>
+          <w:sz w:val="32"/>
+          <w:szCs w:val="32"/>
+        </w:rPr>
+        <w:t xml:space="preserve">10. Памятка модератора</w:t>
       </w:r>
     </w:p>
     <w:tbl>
@@ -3380,6 +3837,65 @@
           </w:p>
         </w:tc>
       </w:tr>
+      <w:tr>
+        <w:trPr>
+          <w:tblHeader w:val="false"/>
+        </w:trPr>
+        <w:tc>
+          <w:tcPr>
+            <w:tcW w:type="dxa" w:w="3200"/>
+            <w:tcMar>
+              <w:top w:type="dxa" w:w="60"/>
+              <w:left w:type="dxa" w:w="100"/>
+              <w:bottom w:type="dxa" w:w="60"/>
+              <w:right w:type="dxa" w:w="100"/>
+            </w:tcMar>
+          </w:tcPr>
+          <w:p>
+            <w:pPr>
+              <w:spacing w:after="0" w:line="260"/>
+            </w:pPr>
+            <w:r>
+              <w:rPr>
+                <w:rFonts w:ascii="PT Sans" w:cs="PT Sans" w:eastAsia="PT Sans" w:hAnsi="PT Sans"/>
+                <w:b w:val="false"/>
+                <w:bCs w:val="false"/>
+                <w:color w:val="2c2a29"/>
+                <w:sz w:val="20"/>
+                <w:szCs w:val="20"/>
+              </w:rPr>
+              <w:t xml:space="preserve">Нужен «отчёт за месяц как был»</w:t>
+            </w:r>
+          </w:p>
+        </w:tc>
+        <w:tc>
+          <w:tcPr>
+            <w:tcW w:type="dxa" w:w="6440"/>
+            <w:tcMar>
+              <w:top w:type="dxa" w:w="60"/>
+              <w:left w:type="dxa" w:w="100"/>
+              <w:bottom w:type="dxa" w:w="60"/>
+              <w:right w:type="dxa" w:w="100"/>
+            </w:tcMar>
+          </w:tcPr>
+          <w:p>
+            <w:pPr>
+              <w:spacing w:after="0" w:line="260"/>
+            </w:pPr>
+            <w:r>
+              <w:rPr>
+                <w:rFonts w:ascii="PT Sans" w:cs="PT Sans" w:eastAsia="PT Sans" w:hAnsi="PT Sans"/>
+                <w:b w:val="false"/>
+                <w:bCs w:val="false"/>
+                <w:color w:val="2c2a29"/>
+                <w:sz w:val="20"/>
+                <w:szCs w:val="20"/>
+              </w:rPr>
+              <w:t xml:space="preserve">Включить «📅 автослепок» на дашборде — архив будет пополняться сам; или «📦 В архив» вручную.</w:t>
+            </w:r>
+          </w:p>
+        </w:tc>
+      </w:tr>
     </w:tbl>
     <w:sectPr>
       <w:pgSz w:w="11906" w:h="16838" w:orient="portrait"/>

--- a/docs/Руководство_модератора.docx
+++ b/docs/Руководство_модератора.docx
@@ -1708,7 +1708,7 @@
                 <w:sz w:val="20"/>
                 <w:szCs w:val="20"/>
               </w:rPr>
-              <w:t xml:space="preserve">Столбцы, Линия, Круговая, Динамика, Год к году, Сравнение, Водопад, Сравнение подразделений</w:t>
+              <w:t xml:space="preserve">Столбцы, Линия, Круговая, Динамика, Год к году, Сравнение, Водопад, Сравнение подразделений, Сравнение источников</w:t>
             </w:r>
           </w:p>
         </w:tc>
@@ -1735,7 +1735,7 @@
                 <w:sz w:val="20"/>
                 <w:szCs w:val="20"/>
               </w:rPr>
-              <w:t xml:space="preserve">Динамика по периодам, сравнение полей и филиалов, вклад строк, сравнение текущего года с прошлым</w:t>
+              <w:t xml:space="preserve">Динамика по периодам, сравнение полей и филиалов, вклад строк, сравнение текущего года с прошлым, сравнение показателей из РАЗНЫХ датасетов/файлов</w:t>
             </w:r>
           </w:p>
         </w:tc>

--- a/docs/Руководство_модератора.docx
+++ b/docs/Руководство_модератора.docx
@@ -1255,7 +1255,7 @@
       <w:r>
         <w:drawing>
           <wp:inline distT="0" distB="0" distL="0" distR="0">
-            <wp:extent cx="5829300" cy="3990975"/>
+            <wp:extent cx="5829300" cy="3829050"/>
             <wp:effectExtent t="0" r="0" b="0" l="0"/>
             <wp:docPr id="1" name="" descr="" title=""/>
             <wp:cNvGraphicFramePr>
@@ -1280,7 +1280,7 @@
                   <pic:spPr bwMode="auto">
                     <a:xfrm>
                       <a:off x="0" y="0"/>
-                      <a:ext cx="5829300" cy="3990975"/>
+                      <a:ext cx="5829300" cy="3829050"/>
                     </a:xfrm>
                     <a:prstGeom prst="rect">
                       <a:avLst/>
@@ -3403,7 +3403,769 @@
           <w:sz w:val="32"/>
           <w:szCs w:val="32"/>
         </w:rPr>
-        <w:t xml:space="preserve">10. Памятка модератора</w:t>
+        <w:t xml:space="preserve">10. Папки дашбордов («банк отделов»)</w:t>
+      </w:r>
+    </w:p>
+    <w:p>
+      <w:pPr>
+        <w:spacing w:after="120" w:line="300"/>
+      </w:pPr>
+      <w:r>
+        <w:rPr>
+          <w:rFonts w:ascii="PT Sans" w:cs="PT Sans" w:eastAsia="PT Sans" w:hAnsi="PT Sans"/>
+          <w:color w:val="2c2a29"/>
+          <w:sz w:val="22"/>
+          <w:szCs w:val="22"/>
+        </w:rPr>
+        <w:t xml:space="preserve">Готовые дашборды раскладываются по тем же папкам объектов, что и документы. В открытом дашборде нажмите кнопку с изображением папки и выберите объект и папку; в списке дашбордов появится бейдж </w:t>
+      </w:r>
+      <w:r>
+        <w:rPr>
+          <w:rFonts w:ascii="PT Sans" w:cs="PT Sans" w:eastAsia="PT Sans" w:hAnsi="PT Sans"/>
+          <w:b/>
+          <w:bCs/>
+          <w:color w:val="2c2a29"/>
+          <w:sz w:val="22"/>
+          <w:szCs w:val="22"/>
+        </w:rPr>
+        <w:t xml:space="preserve">📁 «Объект / Папка»</w:t>
+      </w:r>
+      <w:r>
+        <w:rPr>
+          <w:rFonts w:ascii="PT Sans" w:cs="PT Sans" w:eastAsia="PT Sans" w:hAnsi="PT Sans"/>
+          <w:color w:val="2c2a29"/>
+          <w:sz w:val="22"/>
+          <w:szCs w:val="22"/>
+        </w:rPr>
+        <w:t xml:space="preserve">, а сверху — каскадный фильтр «Папка».</w:t>
+      </w:r>
+    </w:p>
+    <w:p>
+      <w:pPr>
+        <w:keepNext/>
+        <w:spacing w:after="60" w:before="160"/>
+        <w:jc w:val="center"/>
+      </w:pPr>
+      <w:r>
+        <w:drawing>
+          <wp:inline distT="0" distB="0" distL="0" distR="0">
+            <wp:extent cx="5829300" cy="3648075"/>
+            <wp:effectExtent t="0" r="0" b="0" l="0"/>
+            <wp:docPr id="1" name="" descr="" title=""/>
+            <wp:cNvGraphicFramePr>
+              <a:graphicFrameLocks xmlns:a="http://schemas.openxmlformats.org/drawingml/2006/main" noChangeAspect="1"/>
+            </wp:cNvGraphicFramePr>
+            <a:graphic xmlns:a="http://schemas.openxmlformats.org/drawingml/2006/main">
+              <a:graphicData uri="http://schemas.openxmlformats.org/drawingml/2006/picture">
+                <pic:pic xmlns:pic="http://schemas.openxmlformats.org/drawingml/2006/picture">
+                  <pic:nvPicPr>
+                    <pic:cNvPr id="0" name="" descr=""/>
+                    <pic:cNvPicPr>
+                      <a:picLocks noChangeAspect="1" noChangeArrowheads="1"/>
+                    </pic:cNvPicPr>
+                  </pic:nvPicPr>
+                  <pic:blipFill>
+                    <a:blip r:embed="rId19" cstate="none"/>
+                    <a:srcRect/>
+                    <a:stretch>
+                      <a:fillRect/>
+                    </a:stretch>
+                  </pic:blipFill>
+                  <pic:spPr bwMode="auto">
+                    <a:xfrm>
+                      <a:off x="0" y="0"/>
+                      <a:ext cx="5829300" cy="3648075"/>
+                    </a:xfrm>
+                    <a:prstGeom prst="rect">
+                      <a:avLst/>
+                    </a:prstGeom>
+                  </pic:spPr>
+                </pic:pic>
+              </a:graphicData>
+            </a:graphic>
+          </wp:inline>
+        </w:drawing>
+      </w:r>
+    </w:p>
+    <w:p>
+      <w:pPr>
+        <w:spacing w:after="200"/>
+        <w:jc w:val="center"/>
+      </w:pPr>
+      <w:r>
+        <w:rPr>
+          <w:rFonts w:ascii="PT Sans" w:cs="PT Sans" w:eastAsia="PT Sans" w:hAnsi="PT Sans"/>
+          <w:i/>
+          <w:iCs/>
+          <w:color w:val="6b625c"/>
+          <w:sz w:val="18"/>
+          <w:szCs w:val="18"/>
+        </w:rPr>
+        <w:t xml:space="preserve">Рис. 13. Список дашбордов: фильтр по объекту и папке, бейдж папки в строке</w:t>
+      </w:r>
+    </w:p>
+    <w:p>
+      <w:pPr>
+        <w:pStyle w:val="ListParagraph"/>
+        <w:numPr>
+          <w:ilvl w:val="0"/>
+          <w:numId w:val="3"/>
+        </w:numPr>
+        <w:spacing w:after="60" w:line="280"/>
+      </w:pPr>
+      <w:r>
+        <w:rPr>
+          <w:rFonts w:ascii="PT Sans" w:cs="PT Sans" w:eastAsia="PT Sans" w:hAnsi="PT Sans"/>
+          <w:color w:val="2c2a29"/>
+          <w:sz w:val="22"/>
+          <w:szCs w:val="22"/>
+        </w:rPr>
+        <w:t xml:space="preserve">Массовое перемещение — отметьте несколько дашбордов чекбоксами и нажмите «📁 Переместить в папку».</w:t>
+      </w:r>
+    </w:p>
+    <w:p>
+      <w:pPr>
+        <w:pStyle w:val="ListParagraph"/>
+        <w:numPr>
+          <w:ilvl w:val="0"/>
+          <w:numId w:val="3"/>
+        </w:numPr>
+        <w:spacing w:after="60" w:line="280"/>
+      </w:pPr>
+      <w:r>
+        <w:rPr>
+          <w:rFonts w:ascii="PT Sans" w:cs="PT Sans" w:eastAsia="PT Sans" w:hAnsi="PT Sans"/>
+          <w:color w:val="2c2a29"/>
+          <w:sz w:val="22"/>
+          <w:szCs w:val="22"/>
+        </w:rPr>
+        <w:t xml:space="preserve">«без папки» — быстрый фильтр, чтобы найти неразобранные дашборды.</w:t>
+      </w:r>
+    </w:p>
+    <w:p>
+      <w:pPr>
+        <w:pStyle w:val="Heading1"/>
+        <w:spacing w:after="160" w:before="360"/>
+      </w:pPr>
+      <w:r>
+        <w:rPr>
+          <w:rFonts w:ascii="PT Sans" w:cs="PT Sans" w:eastAsia="PT Sans" w:hAnsi="PT Sans"/>
+          <w:b/>
+          <w:bCs/>
+          <w:color w:val="e04e39"/>
+          <w:sz w:val="32"/>
+          <w:szCs w:val="32"/>
+        </w:rPr>
+        <w:t xml:space="preserve">11. Витрины: подборка из нескольких дашбордов</w:t>
+      </w:r>
+    </w:p>
+    <w:p>
+      <w:pPr>
+        <w:spacing w:after="120" w:line="300"/>
+      </w:pPr>
+      <w:r>
+        <w:rPr>
+          <w:rFonts w:ascii="PT Sans" w:cs="PT Sans" w:eastAsia="PT Sans" w:hAnsi="PT Sans"/>
+          <w:color w:val="2c2a29"/>
+          <w:sz w:val="22"/>
+          <w:szCs w:val="22"/>
+        </w:rPr>
+        <w:t xml:space="preserve">Раздел </w:t>
+      </w:r>
+      <w:r>
+        <w:rPr>
+          <w:rFonts w:ascii="PT Sans" w:cs="PT Sans" w:eastAsia="PT Sans" w:hAnsi="PT Sans"/>
+          <w:b/>
+          <w:bCs/>
+          <w:color w:val="2c2a29"/>
+          <w:sz w:val="22"/>
+          <w:szCs w:val="22"/>
+        </w:rPr>
+        <w:t xml:space="preserve">«Витрины»</w:t>
+      </w:r>
+      <w:r>
+        <w:rPr>
+          <w:rFonts w:ascii="PT Sans" w:cs="PT Sans" w:eastAsia="PT Sans" w:hAnsi="PT Sans"/>
+          <w:color w:val="2c2a29"/>
+          <w:sz w:val="22"/>
+          <w:szCs w:val="22"/>
+        </w:rPr>
+        <w:t xml:space="preserve"> собирает несколько ЦЕЛЫХ дашбордов на один экран (сценарий «стена мониторов»). Вкладка </w:t>
+      </w:r>
+      <w:r>
+        <w:rPr>
+          <w:rFonts w:ascii="PT Sans" w:cs="PT Sans" w:eastAsia="PT Sans" w:hAnsi="PT Sans"/>
+          <w:b/>
+          <w:bCs/>
+          <w:color w:val="2c2a29"/>
+          <w:sz w:val="22"/>
+          <w:szCs w:val="22"/>
+        </w:rPr>
+        <w:t xml:space="preserve">«Состав»</w:t>
+      </w:r>
+      <w:r>
+        <w:rPr>
+          <w:rFonts w:ascii="PT Sans" w:cs="PT Sans" w:eastAsia="PT Sans" w:hAnsi="PT Sans"/>
+          <w:color w:val="2c2a29"/>
+          <w:sz w:val="22"/>
+          <w:szCs w:val="22"/>
+        </w:rPr>
+        <w:t xml:space="preserve"> — что входит в витрину и в каком порядке (перетаскиванием за ⠿ или кнопками ▲/▼), вкладка </w:t>
+      </w:r>
+      <w:r>
+        <w:rPr>
+          <w:rFonts w:ascii="PT Sans" w:cs="PT Sans" w:eastAsia="PT Sans" w:hAnsi="PT Sans"/>
+          <w:b/>
+          <w:bCs/>
+          <w:color w:val="2c2a29"/>
+          <w:sz w:val="22"/>
+          <w:szCs w:val="22"/>
+        </w:rPr>
+        <w:t xml:space="preserve">«👁 Просмотр»</w:t>
+      </w:r>
+      <w:r>
+        <w:rPr>
+          <w:rFonts w:ascii="PT Sans" w:cs="PT Sans" w:eastAsia="PT Sans" w:hAnsi="PT Sans"/>
+          <w:color w:val="2c2a29"/>
+          <w:sz w:val="22"/>
+          <w:szCs w:val="22"/>
+        </w:rPr>
+        <w:t xml:space="preserve"> — как это увидит зритель.</w:t>
+      </w:r>
+    </w:p>
+    <w:p>
+      <w:pPr>
+        <w:keepNext/>
+        <w:spacing w:after="60" w:before="160"/>
+        <w:jc w:val="center"/>
+      </w:pPr>
+      <w:r>
+        <w:drawing>
+          <wp:inline distT="0" distB="0" distL="0" distR="0">
+            <wp:extent cx="5829300" cy="3648075"/>
+            <wp:effectExtent t="0" r="0" b="0" l="0"/>
+            <wp:docPr id="1" name="" descr="" title=""/>
+            <wp:cNvGraphicFramePr>
+              <a:graphicFrameLocks xmlns:a="http://schemas.openxmlformats.org/drawingml/2006/main" noChangeAspect="1"/>
+            </wp:cNvGraphicFramePr>
+            <a:graphic xmlns:a="http://schemas.openxmlformats.org/drawingml/2006/main">
+              <a:graphicData uri="http://schemas.openxmlformats.org/drawingml/2006/picture">
+                <pic:pic xmlns:pic="http://schemas.openxmlformats.org/drawingml/2006/picture">
+                  <pic:nvPicPr>
+                    <pic:cNvPr id="0" name="" descr=""/>
+                    <pic:cNvPicPr>
+                      <a:picLocks noChangeAspect="1" noChangeArrowheads="1"/>
+                    </pic:cNvPicPr>
+                  </pic:nvPicPr>
+                  <pic:blipFill>
+                    <a:blip r:embed="rId20" cstate="none"/>
+                    <a:srcRect/>
+                    <a:stretch>
+                      <a:fillRect/>
+                    </a:stretch>
+                  </pic:blipFill>
+                  <pic:spPr bwMode="auto">
+                    <a:xfrm>
+                      <a:off x="0" y="0"/>
+                      <a:ext cx="5829300" cy="3648075"/>
+                    </a:xfrm>
+                    <a:prstGeom prst="rect">
+                      <a:avLst/>
+                    </a:prstGeom>
+                  </pic:spPr>
+                </pic:pic>
+              </a:graphicData>
+            </a:graphic>
+          </wp:inline>
+        </w:drawing>
+      </w:r>
+    </w:p>
+    <w:p>
+      <w:pPr>
+        <w:spacing w:after="200"/>
+        <w:jc w:val="center"/>
+      </w:pPr>
+      <w:r>
+        <w:rPr>
+          <w:rFonts w:ascii="PT Sans" w:cs="PT Sans" w:eastAsia="PT Sans" w:hAnsi="PT Sans"/>
+          <w:i/>
+          <w:iCs/>
+          <w:color w:val="6b625c"/>
+          <w:sz w:val="18"/>
+          <w:szCs w:val="18"/>
+        </w:rPr>
+        <w:t xml:space="preserve">Рис. 14. Витрина: состав, порядок панелей и принадлежность дашбордов папкам</w:t>
+      </w:r>
+    </w:p>
+    <w:p>
+      <w:pPr>
+        <w:pBdr>
+          <w:left w:val="single" w:color="e04e39" w:sz="18"/>
+        </w:pBdr>
+        <w:shd w:fill="faf0e9" w:val="clear"/>
+        <w:spacing w:after="140" w:line="280"/>
+        <w:ind w:left="200"/>
+      </w:pPr>
+      <w:r>
+        <w:rPr>
+          <w:rFonts w:ascii="PT Sans" w:cs="PT Sans" w:eastAsia="PT Sans" w:hAnsi="PT Sans"/>
+          <w:color w:val="2c2a29"/>
+          <w:sz w:val="20"/>
+          <w:szCs w:val="20"/>
+        </w:rPr>
+        <w:t xml:space="preserve">Зритель увидит в витрине только те дашборды, которые ему разрешены: неопубликованные и невыданные панели молча не показываются.</w:t>
+      </w:r>
+    </w:p>
+    <w:p>
+      <w:pPr>
+        <w:pStyle w:val="Heading1"/>
+        <w:spacing w:after="160" w:before="360"/>
+      </w:pPr>
+      <w:r>
+        <w:rPr>
+          <w:rFonts w:ascii="PT Sans" w:cs="PT Sans" w:eastAsia="PT Sans" w:hAnsi="PT Sans"/>
+          <w:b/>
+          <w:bCs/>
+          <w:color w:val="e04e39"/>
+          <w:sz w:val="32"/>
+          <w:szCs w:val="32"/>
+        </w:rPr>
+        <w:t xml:space="preserve">12. Подсказки системы: что ещё построить</w:t>
+      </w:r>
+    </w:p>
+    <w:p>
+      <w:pPr>
+        <w:spacing w:after="120" w:line="300"/>
+      </w:pPr>
+      <w:r>
+        <w:rPr>
+          <w:rFonts w:ascii="PT Sans" w:cs="PT Sans" w:eastAsia="PT Sans" w:hAnsi="PT Sans"/>
+          <w:color w:val="2c2a29"/>
+          <w:sz w:val="22"/>
+          <w:szCs w:val="22"/>
+        </w:rPr>
+        <w:t xml:space="preserve">Система анализирует уже собранное и предлагает недостающее. Обе кнопки — на странице дашборда, в блоке «Добавить виджет».</w:t>
+      </w:r>
+    </w:p>
+    <w:p>
+      <w:pPr>
+        <w:pStyle w:val="Heading2"/>
+        <w:spacing w:after="120" w:before="280"/>
+      </w:pPr>
+      <w:r>
+        <w:rPr>
+          <w:rFonts w:ascii="PT Sans" w:cs="PT Sans" w:eastAsia="PT Sans" w:hAnsi="PT Sans"/>
+          <w:b/>
+          <w:bCs/>
+          <w:color w:val="2c2a29"/>
+          <w:sz w:val="26"/>
+          <w:szCs w:val="26"/>
+        </w:rPr>
+        <w:t xml:space="preserve">12.1. «💡 Предложить ещё» — виджеты</w:t>
+      </w:r>
+    </w:p>
+    <w:p>
+      <w:pPr>
+        <w:spacing w:after="120" w:line="300"/>
+      </w:pPr>
+      <w:r>
+        <w:rPr>
+          <w:rFonts w:ascii="PT Sans" w:cs="PT Sans" w:eastAsia="PT Sans" w:hAnsi="PT Sans"/>
+          <w:color w:val="2c2a29"/>
+          <w:sz w:val="22"/>
+          <w:szCs w:val="22"/>
+        </w:rPr>
+        <w:t xml:space="preserve">Показывает готовые варианты виджетов по датасету: KPI по каждому числовому полю, график по строкам, динамику (если периодов больше одного), сравнение, тепловую карту, сводную таблицу, план/факт. </w:t>
+      </w:r>
+      <w:r>
+        <w:rPr>
+          <w:rFonts w:ascii="PT Sans" w:cs="PT Sans" w:eastAsia="PT Sans" w:hAnsi="PT Sans"/>
+          <w:b/>
+          <w:bCs/>
+          <w:color w:val="2c2a29"/>
+          <w:sz w:val="22"/>
+          <w:szCs w:val="22"/>
+        </w:rPr>
+        <w:t xml:space="preserve">Уже построенное не предлагается повторно</w:t>
+      </w:r>
+      <w:r>
+        <w:rPr>
+          <w:rFonts w:ascii="PT Sans" w:cs="PT Sans" w:eastAsia="PT Sans" w:hAnsi="PT Sans"/>
+          <w:color w:val="2c2a29"/>
+          <w:sz w:val="22"/>
+          <w:szCs w:val="22"/>
+        </w:rPr>
+        <w:t xml:space="preserve"> — под списком видно, сколько вариантов уже собрано.</w:t>
+      </w:r>
+    </w:p>
+    <w:p>
+      <w:pPr>
+        <w:keepNext/>
+        <w:spacing w:after="60" w:before="160"/>
+        <w:jc w:val="center"/>
+      </w:pPr>
+      <w:r>
+        <w:drawing>
+          <wp:inline distT="0" distB="0" distL="0" distR="0">
+            <wp:extent cx="5829300" cy="3648075"/>
+            <wp:effectExtent t="0" r="0" b="0" l="0"/>
+            <wp:docPr id="1" name="" descr="" title=""/>
+            <wp:cNvGraphicFramePr>
+              <a:graphicFrameLocks xmlns:a="http://schemas.openxmlformats.org/drawingml/2006/main" noChangeAspect="1"/>
+            </wp:cNvGraphicFramePr>
+            <a:graphic xmlns:a="http://schemas.openxmlformats.org/drawingml/2006/main">
+              <a:graphicData uri="http://schemas.openxmlformats.org/drawingml/2006/picture">
+                <pic:pic xmlns:pic="http://schemas.openxmlformats.org/drawingml/2006/picture">
+                  <pic:nvPicPr>
+                    <pic:cNvPr id="0" name="" descr=""/>
+                    <pic:cNvPicPr>
+                      <a:picLocks noChangeAspect="1" noChangeArrowheads="1"/>
+                    </pic:cNvPicPr>
+                  </pic:nvPicPr>
+                  <pic:blipFill>
+                    <a:blip r:embed="rId21" cstate="none"/>
+                    <a:srcRect/>
+                    <a:stretch>
+                      <a:fillRect/>
+                    </a:stretch>
+                  </pic:blipFill>
+                  <pic:spPr bwMode="auto">
+                    <a:xfrm>
+                      <a:off x="0" y="0"/>
+                      <a:ext cx="5829300" cy="3648075"/>
+                    </a:xfrm>
+                    <a:prstGeom prst="rect">
+                      <a:avLst/>
+                    </a:prstGeom>
+                  </pic:spPr>
+                </pic:pic>
+              </a:graphicData>
+            </a:graphic>
+          </wp:inline>
+        </w:drawing>
+      </w:r>
+    </w:p>
+    <w:p>
+      <w:pPr>
+        <w:spacing w:after="200"/>
+        <w:jc w:val="center"/>
+      </w:pPr>
+      <w:r>
+        <w:rPr>
+          <w:rFonts w:ascii="PT Sans" w:cs="PT Sans" w:eastAsia="PT Sans" w:hAnsi="PT Sans"/>
+          <w:i/>
+          <w:iCs/>
+          <w:color w:val="6b625c"/>
+          <w:sz w:val="18"/>
+          <w:szCs w:val="18"/>
+        </w:rPr>
+        <w:t xml:space="preserve">Рис. 15. Предложения виджетов: только то, чего ещё нет на дашбордах объекта</w:t>
+      </w:r>
+    </w:p>
+    <w:p>
+      <w:pPr>
+        <w:pStyle w:val="Heading2"/>
+        <w:spacing w:after="120" w:before="280"/>
+      </w:pPr>
+      <w:r>
+        <w:rPr>
+          <w:rFonts w:ascii="PT Sans" w:cs="PT Sans" w:eastAsia="PT Sans" w:hAnsi="PT Sans"/>
+          <w:b/>
+          <w:bCs/>
+          <w:color w:val="2c2a29"/>
+          <w:sz w:val="26"/>
+          <w:szCs w:val="26"/>
+        </w:rPr>
+        <w:t xml:space="preserve">12.2. «💡 Предложить метрики» — производные показатели</w:t>
+      </w:r>
+    </w:p>
+    <w:p>
+      <w:pPr>
+        <w:spacing w:after="120" w:line="300"/>
+      </w:pPr>
+      <w:r>
+        <w:rPr>
+          <w:rFonts w:ascii="PT Sans" w:cs="PT Sans" w:eastAsia="PT Sans" w:hAnsi="PT Sans"/>
+          <w:color w:val="2c2a29"/>
+          <w:sz w:val="22"/>
+          <w:szCs w:val="22"/>
+        </w:rPr>
+        <w:t xml:space="preserve">Предлагает черновики формул, собранных из уже существующих метрик: разница A−B, доля A от B, период к периоду, год к году, накопительный итог, пара план/факт, отклонение от цели. Принятие создаёт </w:t>
+      </w:r>
+      <w:r>
+        <w:rPr>
+          <w:rFonts w:ascii="PT Sans" w:cs="PT Sans" w:eastAsia="PT Sans" w:hAnsi="PT Sans"/>
+          <w:b/>
+          <w:bCs/>
+          <w:color w:val="2c2a29"/>
+          <w:sz w:val="22"/>
+          <w:szCs w:val="22"/>
+        </w:rPr>
+        <w:t xml:space="preserve">черновик</w:t>
+      </w:r>
+      <w:r>
+        <w:rPr>
+          <w:rFonts w:ascii="PT Sans" w:cs="PT Sans" w:eastAsia="PT Sans" w:hAnsi="PT Sans"/>
+          <w:color w:val="2c2a29"/>
+          <w:sz w:val="22"/>
+          <w:szCs w:val="22"/>
+        </w:rPr>
+        <w:t xml:space="preserve"> метрики — дальше обычный цикл «Проверить» → «Одобрить» (одобряет другой человек).</w:t>
+      </w:r>
+    </w:p>
+    <w:p>
+      <w:pPr>
+        <w:keepNext/>
+        <w:spacing w:after="60" w:before="160"/>
+        <w:jc w:val="center"/>
+      </w:pPr>
+      <w:r>
+        <w:drawing>
+          <wp:inline distT="0" distB="0" distL="0" distR="0">
+            <wp:extent cx="5829300" cy="3648075"/>
+            <wp:effectExtent t="0" r="0" b="0" l="0"/>
+            <wp:docPr id="1" name="" descr="" title=""/>
+            <wp:cNvGraphicFramePr>
+              <a:graphicFrameLocks xmlns:a="http://schemas.openxmlformats.org/drawingml/2006/main" noChangeAspect="1"/>
+            </wp:cNvGraphicFramePr>
+            <a:graphic xmlns:a="http://schemas.openxmlformats.org/drawingml/2006/main">
+              <a:graphicData uri="http://schemas.openxmlformats.org/drawingml/2006/picture">
+                <pic:pic xmlns:pic="http://schemas.openxmlformats.org/drawingml/2006/picture">
+                  <pic:nvPicPr>
+                    <pic:cNvPr id="0" name="" descr=""/>
+                    <pic:cNvPicPr>
+                      <a:picLocks noChangeAspect="1" noChangeArrowheads="1"/>
+                    </pic:cNvPicPr>
+                  </pic:nvPicPr>
+                  <pic:blipFill>
+                    <a:blip r:embed="rId21" cstate="none"/>
+                    <a:srcRect/>
+                    <a:stretch>
+                      <a:fillRect/>
+                    </a:stretch>
+                  </pic:blipFill>
+                  <pic:spPr bwMode="auto">
+                    <a:xfrm>
+                      <a:off x="0" y="0"/>
+                      <a:ext cx="5829300" cy="3648075"/>
+                    </a:xfrm>
+                    <a:prstGeom prst="rect">
+                      <a:avLst/>
+                    </a:prstGeom>
+                  </pic:spPr>
+                </pic:pic>
+              </a:graphicData>
+            </a:graphic>
+          </wp:inline>
+        </w:drawing>
+      </w:r>
+    </w:p>
+    <w:p>
+      <w:pPr>
+        <w:spacing w:after="200"/>
+        <w:jc w:val="center"/>
+      </w:pPr>
+      <w:r>
+        <w:rPr>
+          <w:rFonts w:ascii="PT Sans" w:cs="PT Sans" w:eastAsia="PT Sans" w:hAnsi="PT Sans"/>
+          <w:i/>
+          <w:iCs/>
+          <w:color w:val="6b625c"/>
+          <w:sz w:val="18"/>
+          <w:szCs w:val="18"/>
+        </w:rPr>
+        <w:t xml:space="preserve">Рис. 16. Предложения производных метрик с готовыми формулами</w:t>
+      </w:r>
+    </w:p>
+    <w:p>
+      <w:pPr>
+        <w:pStyle w:val="Heading1"/>
+        <w:spacing w:after="160" w:before="360"/>
+      </w:pPr>
+      <w:r>
+        <w:rPr>
+          <w:rFonts w:ascii="PT Sans" w:cs="PT Sans" w:eastAsia="PT Sans" w:hAnsi="PT Sans"/>
+          <w:b/>
+          <w:bCs/>
+          <w:color w:val="e04e39"/>
+          <w:sz w:val="32"/>
+          <w:szCs w:val="32"/>
+        </w:rPr>
+        <w:t xml:space="preserve">13. Аномалии на графике динамики</w:t>
+      </w:r>
+    </w:p>
+    <w:p>
+      <w:pPr>
+        <w:spacing w:after="120" w:line="300"/>
+      </w:pPr>
+      <w:r>
+        <w:rPr>
+          <w:rFonts w:ascii="PT Sans" w:cs="PT Sans" w:eastAsia="PT Sans" w:hAnsi="PT Sans"/>
+          <w:color w:val="2c2a29"/>
+          <w:sz w:val="22"/>
+          <w:szCs w:val="22"/>
+        </w:rPr>
+        <w:t xml:space="preserve">В форме виджета «Динамика» включите </w:t>
+      </w:r>
+      <w:r>
+        <w:rPr>
+          <w:rFonts w:ascii="PT Sans" w:cs="PT Sans" w:eastAsia="PT Sans" w:hAnsi="PT Sans"/>
+          <w:b/>
+          <w:bCs/>
+          <w:color w:val="2c2a29"/>
+          <w:sz w:val="22"/>
+          <w:szCs w:val="22"/>
+        </w:rPr>
+        <w:t xml:space="preserve">«Отмечать аномалии»</w:t>
+      </w:r>
+      <w:r>
+        <w:rPr>
+          <w:rFonts w:ascii="PT Sans" w:cs="PT Sans" w:eastAsia="PT Sans" w:hAnsi="PT Sans"/>
+          <w:color w:val="2c2a29"/>
+          <w:sz w:val="22"/>
+          <w:szCs w:val="22"/>
+        </w:rPr>
+        <w:t xml:space="preserve"> и при необходимости измените </w:t>
+      </w:r>
+      <w:r>
+        <w:rPr>
+          <w:rFonts w:ascii="PT Sans" w:cs="PT Sans" w:eastAsia="PT Sans" w:hAnsi="PT Sans"/>
+          <w:b/>
+          <w:bCs/>
+          <w:color w:val="2c2a29"/>
+          <w:sz w:val="22"/>
+          <w:szCs w:val="22"/>
+        </w:rPr>
+        <w:t xml:space="preserve">«Порог, σ»</w:t>
+      </w:r>
+      <w:r>
+        <w:rPr>
+          <w:rFonts w:ascii="PT Sans" w:cs="PT Sans" w:eastAsia="PT Sans" w:hAnsi="PT Sans"/>
+          <w:color w:val="2c2a29"/>
+          <w:sz w:val="22"/>
+          <w:szCs w:val="22"/>
+        </w:rPr>
+        <w:t xml:space="preserve"> (по умолчанию 2). Система строит линию тренда и отмечает точки, которые отклоняются от неё сильнее порога.</w:t>
+      </w:r>
+    </w:p>
+    <w:p>
+      <w:pPr>
+        <w:keepNext/>
+        <w:spacing w:after="60" w:before="160"/>
+        <w:jc w:val="center"/>
+      </w:pPr>
+      <w:r>
+        <w:drawing>
+          <wp:inline distT="0" distB="0" distL="0" distR="0">
+            <wp:extent cx="5829300" cy="3648075"/>
+            <wp:effectExtent t="0" r="0" b="0" l="0"/>
+            <wp:docPr id="1" name="" descr="" title=""/>
+            <wp:cNvGraphicFramePr>
+              <a:graphicFrameLocks xmlns:a="http://schemas.openxmlformats.org/drawingml/2006/main" noChangeAspect="1"/>
+            </wp:cNvGraphicFramePr>
+            <a:graphic xmlns:a="http://schemas.openxmlformats.org/drawingml/2006/main">
+              <a:graphicData uri="http://schemas.openxmlformats.org/drawingml/2006/picture">
+                <pic:pic xmlns:pic="http://schemas.openxmlformats.org/drawingml/2006/picture">
+                  <pic:nvPicPr>
+                    <pic:cNvPr id="0" name="" descr=""/>
+                    <pic:cNvPicPr>
+                      <a:picLocks noChangeAspect="1" noChangeArrowheads="1"/>
+                    </pic:cNvPicPr>
+                  </pic:nvPicPr>
+                  <pic:blipFill>
+                    <a:blip r:embed="rId22" cstate="none"/>
+                    <a:srcRect/>
+                    <a:stretch>
+                      <a:fillRect/>
+                    </a:stretch>
+                  </pic:blipFill>
+                  <pic:spPr bwMode="auto">
+                    <a:xfrm>
+                      <a:off x="0" y="0"/>
+                      <a:ext cx="5829300" cy="3648075"/>
+                    </a:xfrm>
+                    <a:prstGeom prst="rect">
+                      <a:avLst/>
+                    </a:prstGeom>
+                  </pic:spPr>
+                </pic:pic>
+              </a:graphicData>
+            </a:graphic>
+          </wp:inline>
+        </w:drawing>
+      </w:r>
+    </w:p>
+    <w:p>
+      <w:pPr>
+        <w:spacing w:after="200"/>
+        <w:jc w:val="center"/>
+      </w:pPr>
+      <w:r>
+        <w:rPr>
+          <w:rFonts w:ascii="PT Sans" w:cs="PT Sans" w:eastAsia="PT Sans" w:hAnsi="PT Sans"/>
+          <w:i/>
+          <w:iCs/>
+          <w:color w:val="6b625c"/>
+          <w:sz w:val="18"/>
+          <w:szCs w:val="18"/>
+        </w:rPr>
+        <w:t xml:space="preserve">Рис. 17. Виджет динамики: линия тренда, отметка выброса и сводка под графиком</w:t>
+      </w:r>
+    </w:p>
+    <w:p>
+      <w:pPr>
+        <w:pBdr>
+          <w:left w:val="single" w:color="e04e39" w:sz="18"/>
+        </w:pBdr>
+        <w:shd w:fill="faf0e9" w:val="clear"/>
+        <w:spacing w:after="140" w:line="280"/>
+        <w:ind w:left="200"/>
+      </w:pPr>
+      <w:r>
+        <w:rPr>
+          <w:rFonts w:ascii="PT Sans" w:cs="PT Sans" w:eastAsia="PT Sans" w:hAnsi="PT Sans"/>
+          <w:color w:val="2c2a29"/>
+          <w:sz w:val="20"/>
+          <w:szCs w:val="20"/>
+        </w:rPr>
+        <w:t xml:space="preserve">Это статистика (метод наименьших квадратов и стандартное отклонение), </w:t>
+      </w:r>
+      <w:r>
+        <w:rPr>
+          <w:rFonts w:ascii="PT Sans" w:cs="PT Sans" w:eastAsia="PT Sans" w:hAnsi="PT Sans"/>
+          <w:b/>
+          <w:bCs/>
+          <w:color w:val="2c2a29"/>
+          <w:sz w:val="22"/>
+          <w:szCs w:val="22"/>
+        </w:rPr>
+        <w:t xml:space="preserve">не искусственный интеллект</w:t>
+      </w:r>
+      <w:r>
+        <w:rPr>
+          <w:rFonts w:ascii="PT Sans" w:cs="PT Sans" w:eastAsia="PT Sans" w:hAnsi="PT Sans"/>
+          <w:color w:val="2c2a29"/>
+          <w:sz w:val="20"/>
+          <w:szCs w:val="20"/>
+        </w:rPr>
+        <w:t xml:space="preserve">: расчёт прозрачен и воспроизводим. Чем меньше порог, тем больше точек попадёт в «подозрительные».</w:t>
+      </w:r>
+    </w:p>
+    <w:p>
+      <w:pPr>
+        <w:pStyle w:val="Heading1"/>
+        <w:spacing w:after="160" w:before="360"/>
+      </w:pPr>
+      <w:r>
+        <w:rPr>
+          <w:rFonts w:ascii="PT Sans" w:cs="PT Sans" w:eastAsia="PT Sans" w:hAnsi="PT Sans"/>
+          <w:b/>
+          <w:bCs/>
+          <w:color w:val="e04e39"/>
+          <w:sz w:val="32"/>
+          <w:szCs w:val="32"/>
+        </w:rPr>
+        <w:t xml:space="preserve">14. Памятка модератора</w:t>
       </w:r>
     </w:p>
     <w:tbl>
